--- a/paper/Silva_RISCV_Process_Migration_IEEE.docx
+++ b/paper/Silva_RISCV_Process_Migration_IEEE.docx
@@ -371,6 +371,968 @@
         </w:rPr>
         <w:t>Migration was prototyped repeatedly on research operating systems for workstation networks. LOCUS [17] and DEMOS/MP [16] moved processes as a system service. The V kernel [18] implemented pre-emptive task migration on top of its message-passing primitives. MOSIX [15] provided transparent, load-triggered migration in a UNIX-compatible system, and Sprite [14] built migration on its distributed file system with explicit attention to the cost of moving open file state. This generation established feasibility but converged on nothing: systems differed in state-transfer strategy, in scheduling policy, and — the question this paper takes up — in where the mechanism should live [2].</w:t>
       </w:r>
+    </w:p>
+    <w:p>
+      <w:pPr>
+        <w:keepNext w:val="0"/>
+        <w:spacing w:before="0" w:after="0" w:line="240" w:lineRule="auto"/>
+        <w:ind w:firstLine="288"/>
+        <w:jc w:val="both"/>
+      </w:pPr>
+      <w:r>
+        <w:rPr>
+          <w:rFonts w:ascii="Times New Roman" w:hAnsi="Times New Roman" w:cs="Times New Roman" w:eastAsia="Times New Roman"/>
+          <w:b w:val="0"/>
+          <w:i w:val="0"/>
+          <w:smallCaps w:val="0"/>
+          <w:color w:val="000000"/>
+          <w:sz w:val="20"/>
+        </w:rPr>
+        <w:t>Table I places these systems side by side. Two things stand out. Every first-generation implementation put the mechanism in the kernel, so the placement question was not so much settled as never posed; and only the 1993 Mach work built both placements on one kernel and compared them, which is why it is the study this paper repeats.</w:t>
+      </w:r>
+    </w:p>
+    <w:p>
+      <w:pPr>
+        <w:keepNext/>
+        <w:spacing w:before="160" w:after="40"/>
+        <w:jc w:val="center"/>
+      </w:pPr>
+      <w:r>
+        <w:rPr>
+          <w:rFonts w:ascii="Times New Roman" w:hAnsi="Times New Roman" w:cs="Times New Roman" w:eastAsia="Times New Roman"/>
+          <w:b w:val="0"/>
+          <w:i w:val="0"/>
+          <w:smallCaps/>
+          <w:color w:val="000000"/>
+          <w:sz w:val="16"/>
+        </w:rPr>
+        <w:t>TABLE I.</w:t>
+      </w:r>
+      <w:r>
+        <w:rPr>
+          <w:rFonts w:ascii="Times New Roman" w:hAnsi="Times New Roman" w:cs="Times New Roman" w:eastAsia="Times New Roman"/>
+          <w:b w:val="0"/>
+          <w:i w:val="0"/>
+          <w:smallCaps/>
+          <w:color w:val="000000"/>
+          <w:sz w:val="16"/>
+        </w:rPr>
+        <w:tab/>
+        <w:t>Representative process-migration implementations</w:t>
+      </w:r>
+    </w:p>
+    <w:tbl>
+      <w:tblPr>
+        <w:tblW w:type="auto" w:w="0"/>
+        <w:jc w:val="center"/>
+        <w:tblLayout w:type="fixed"/>
+        <w:tblLook w:firstColumn="1" w:firstRow="1" w:lastColumn="0" w:lastRow="0" w:noHBand="0" w:noVBand="1" w:val="04A0"/>
+        <w:tblLayout w:type="fixed"/>
+        <w:tblW w:w="4749" w:type="dxa"/>
+        <w:tblBorders>
+          <w:top w:val="single" w:sz="8" w:color="000000"/>
+          <w:bottom w:val="single" w:sz="8" w:color="000000"/>
+          <w:left w:val="none" w:sz="0"/>
+          <w:right w:val="none" w:sz="0"/>
+          <w:insideH w:val="none" w:sz="0"/>
+          <w:insideV w:val="none" w:sz="0"/>
+        </w:tblBorders>
+      </w:tblPr>
+      <w:tblGrid>
+        <w:gridCol w:w="1180"/>
+        <w:gridCol w:w="489"/>
+        <w:gridCol w:w="1180"/>
+        <w:gridCol w:w="1900"/>
+      </w:tblGrid>
+      <w:tr>
+        <w:trPr>
+          <w:cantSplit/>
+        </w:trPr>
+        <w:tc>
+          <w:tcPr>
+            <w:tcW w:type="dxa" w:w="1180"/>
+            <w:tcBorders>
+              <w:bottom w:val="single" w:sz="6" w:color="000000"/>
+            </w:tcBorders>
+          </w:tcPr>
+          <w:p>
+            <w:pPr>
+              <w:keepNext/>
+              <w:spacing w:before="20" w:after="20"/>
+              <w:jc w:val="left"/>
+            </w:pPr>
+            <w:r>
+              <w:rPr>
+                <w:rFonts w:ascii="Times New Roman" w:hAnsi="Times New Roman" w:cs="Times New Roman" w:eastAsia="Times New Roman"/>
+                <w:b/>
+                <w:i w:val="0"/>
+                <w:smallCaps w:val="0"/>
+                <w:color w:val="000000"/>
+                <w:sz w:val="16"/>
+              </w:rPr>
+              <w:t>System</w:t>
+            </w:r>
+          </w:p>
+        </w:tc>
+        <w:tc>
+          <w:tcPr>
+            <w:tcW w:type="dxa" w:w="489"/>
+            <w:tcBorders>
+              <w:bottom w:val="single" w:sz="6" w:color="000000"/>
+            </w:tcBorders>
+          </w:tcPr>
+          <w:p>
+            <w:pPr>
+              <w:keepNext/>
+              <w:spacing w:before="20" w:after="20"/>
+              <w:jc w:val="center"/>
+            </w:pPr>
+            <w:r>
+              <w:rPr>
+                <w:rFonts w:ascii="Times New Roman" w:hAnsi="Times New Roman" w:cs="Times New Roman" w:eastAsia="Times New Roman"/>
+                <w:b/>
+                <w:i w:val="0"/>
+                <w:smallCaps w:val="0"/>
+                <w:color w:val="000000"/>
+                <w:sz w:val="16"/>
+              </w:rPr>
+              <w:t>Year</w:t>
+            </w:r>
+          </w:p>
+        </w:tc>
+        <w:tc>
+          <w:tcPr>
+            <w:tcW w:type="dxa" w:w="1180"/>
+            <w:tcBorders>
+              <w:bottom w:val="single" w:sz="6" w:color="000000"/>
+            </w:tcBorders>
+          </w:tcPr>
+          <w:p>
+            <w:pPr>
+              <w:keepNext/>
+              <w:spacing w:before="20" w:after="20"/>
+              <w:jc w:val="center"/>
+            </w:pPr>
+            <w:r>
+              <w:rPr>
+                <w:rFonts w:ascii="Times New Roman" w:hAnsi="Times New Roman" w:cs="Times New Roman" w:eastAsia="Times New Roman"/>
+                <w:b/>
+                <w:i w:val="0"/>
+                <w:smallCaps w:val="0"/>
+                <w:color w:val="000000"/>
+                <w:sz w:val="16"/>
+              </w:rPr>
+              <w:t>Mechanism</w:t>
+            </w:r>
+          </w:p>
+        </w:tc>
+        <w:tc>
+          <w:tcPr>
+            <w:tcW w:type="dxa" w:w="1900"/>
+            <w:tcBorders>
+              <w:bottom w:val="single" w:sz="6" w:color="000000"/>
+            </w:tcBorders>
+          </w:tcPr>
+          <w:p>
+            <w:pPr>
+              <w:keepNext/>
+              <w:spacing w:before="20" w:after="20"/>
+              <w:jc w:val="center"/>
+            </w:pPr>
+            <w:r>
+              <w:rPr>
+                <w:rFonts w:ascii="Times New Roman" w:hAnsi="Times New Roman" w:cs="Times New Roman" w:eastAsia="Times New Roman"/>
+                <w:b/>
+                <w:i w:val="0"/>
+                <w:smallCaps w:val="0"/>
+                <w:color w:val="000000"/>
+                <w:sz w:val="16"/>
+              </w:rPr>
+              <w:t>State transferred</w:t>
+            </w:r>
+          </w:p>
+        </w:tc>
+      </w:tr>
+      <w:tr>
+        <w:trPr>
+          <w:cantSplit/>
+        </w:trPr>
+        <w:tc>
+          <w:tcPr>
+            <w:tcW w:type="dxa" w:w="1180"/>
+          </w:tcPr>
+          <w:p>
+            <w:pPr>
+              <w:keepNext/>
+              <w:spacing w:before="20" w:after="20"/>
+              <w:jc w:val="left"/>
+            </w:pPr>
+            <w:r>
+              <w:rPr>
+                <w:rFonts w:ascii="Times New Roman" w:hAnsi="Times New Roman" w:cs="Times New Roman" w:eastAsia="Times New Roman"/>
+                <w:b w:val="0"/>
+                <w:i w:val="0"/>
+                <w:smallCaps w:val="0"/>
+                <w:color w:val="000000"/>
+                <w:sz w:val="16"/>
+              </w:rPr>
+              <w:t>DEMOS/MP [16]</w:t>
+            </w:r>
+          </w:p>
+        </w:tc>
+        <w:tc>
+          <w:tcPr>
+            <w:tcW w:type="dxa" w:w="489"/>
+          </w:tcPr>
+          <w:p>
+            <w:pPr>
+              <w:keepNext/>
+              <w:spacing w:before="20" w:after="20"/>
+              <w:jc w:val="center"/>
+            </w:pPr>
+            <w:r>
+              <w:rPr>
+                <w:rFonts w:ascii="Times New Roman" w:hAnsi="Times New Roman" w:cs="Times New Roman" w:eastAsia="Times New Roman"/>
+                <w:b w:val="0"/>
+                <w:i w:val="0"/>
+                <w:smallCaps w:val="0"/>
+                <w:color w:val="000000"/>
+                <w:sz w:val="16"/>
+              </w:rPr>
+              <w:t>1983</w:t>
+            </w:r>
+          </w:p>
+        </w:tc>
+        <w:tc>
+          <w:tcPr>
+            <w:tcW w:type="dxa" w:w="1180"/>
+          </w:tcPr>
+          <w:p>
+            <w:pPr>
+              <w:keepNext/>
+              <w:spacing w:before="20" w:after="20"/>
+              <w:jc w:val="center"/>
+            </w:pPr>
+            <w:r>
+              <w:rPr>
+                <w:rFonts w:ascii="Times New Roman" w:hAnsi="Times New Roman" w:cs="Times New Roman" w:eastAsia="Times New Roman"/>
+                <w:b w:val="0"/>
+                <w:i w:val="0"/>
+                <w:smallCaps w:val="0"/>
+                <w:color w:val="000000"/>
+                <w:sz w:val="16"/>
+              </w:rPr>
+              <w:t>kernel</w:t>
+            </w:r>
+          </w:p>
+        </w:tc>
+        <w:tc>
+          <w:tcPr>
+            <w:tcW w:type="dxa" w:w="1900"/>
+          </w:tcPr>
+          <w:p>
+            <w:pPr>
+              <w:keepNext/>
+              <w:spacing w:before="20" w:after="20"/>
+              <w:jc w:val="center"/>
+            </w:pPr>
+            <w:r>
+              <w:rPr>
+                <w:rFonts w:ascii="Times New Roman" w:hAnsi="Times New Roman" w:cs="Times New Roman" w:eastAsia="Times New Roman"/>
+                <w:b w:val="0"/>
+                <w:i w:val="0"/>
+                <w:smallCaps w:val="0"/>
+                <w:color w:val="000000"/>
+                <w:sz w:val="16"/>
+              </w:rPr>
+              <w:t>process, message channels</w:t>
+            </w:r>
+          </w:p>
+        </w:tc>
+      </w:tr>
+      <w:tr>
+        <w:trPr>
+          <w:cantSplit/>
+        </w:trPr>
+        <w:tc>
+          <w:tcPr>
+            <w:tcW w:type="dxa" w:w="1180"/>
+          </w:tcPr>
+          <w:p>
+            <w:pPr>
+              <w:keepNext/>
+              <w:spacing w:before="20" w:after="20"/>
+              <w:jc w:val="left"/>
+            </w:pPr>
+            <w:r>
+              <w:rPr>
+                <w:rFonts w:ascii="Times New Roman" w:hAnsi="Times New Roman" w:cs="Times New Roman" w:eastAsia="Times New Roman"/>
+                <w:b w:val="0"/>
+                <w:i w:val="0"/>
+                <w:smallCaps w:val="0"/>
+                <w:color w:val="000000"/>
+                <w:sz w:val="16"/>
+              </w:rPr>
+              <w:t>LOCUS [17]</w:t>
+            </w:r>
+          </w:p>
+        </w:tc>
+        <w:tc>
+          <w:tcPr>
+            <w:tcW w:type="dxa" w:w="489"/>
+          </w:tcPr>
+          <w:p>
+            <w:pPr>
+              <w:keepNext/>
+              <w:spacing w:before="20" w:after="20"/>
+              <w:jc w:val="center"/>
+            </w:pPr>
+            <w:r>
+              <w:rPr>
+                <w:rFonts w:ascii="Times New Roman" w:hAnsi="Times New Roman" w:cs="Times New Roman" w:eastAsia="Times New Roman"/>
+                <w:b w:val="0"/>
+                <w:i w:val="0"/>
+                <w:smallCaps w:val="0"/>
+                <w:color w:val="000000"/>
+                <w:sz w:val="16"/>
+              </w:rPr>
+              <w:t>1983</w:t>
+            </w:r>
+          </w:p>
+        </w:tc>
+        <w:tc>
+          <w:tcPr>
+            <w:tcW w:type="dxa" w:w="1180"/>
+          </w:tcPr>
+          <w:p>
+            <w:pPr>
+              <w:keepNext/>
+              <w:spacing w:before="20" w:after="20"/>
+              <w:jc w:val="center"/>
+            </w:pPr>
+            <w:r>
+              <w:rPr>
+                <w:rFonts w:ascii="Times New Roman" w:hAnsi="Times New Roman" w:cs="Times New Roman" w:eastAsia="Times New Roman"/>
+                <w:b w:val="0"/>
+                <w:i w:val="0"/>
+                <w:smallCaps w:val="0"/>
+                <w:color w:val="000000"/>
+                <w:sz w:val="16"/>
+              </w:rPr>
+              <w:t>kernel</w:t>
+            </w:r>
+          </w:p>
+        </w:tc>
+        <w:tc>
+          <w:tcPr>
+            <w:tcW w:type="dxa" w:w="1900"/>
+          </w:tcPr>
+          <w:p>
+            <w:pPr>
+              <w:keepNext/>
+              <w:spacing w:before="20" w:after="20"/>
+              <w:jc w:val="center"/>
+            </w:pPr>
+            <w:r>
+              <w:rPr>
+                <w:rFonts w:ascii="Times New Roman" w:hAnsi="Times New Roman" w:cs="Times New Roman" w:eastAsia="Times New Roman"/>
+                <w:b w:val="0"/>
+                <w:i w:val="0"/>
+                <w:smallCaps w:val="0"/>
+                <w:color w:val="000000"/>
+                <w:sz w:val="16"/>
+              </w:rPr>
+              <w:t>process, open files</w:t>
+            </w:r>
+          </w:p>
+        </w:tc>
+      </w:tr>
+      <w:tr>
+        <w:trPr>
+          <w:cantSplit/>
+        </w:trPr>
+        <w:tc>
+          <w:tcPr>
+            <w:tcW w:type="dxa" w:w="1180"/>
+          </w:tcPr>
+          <w:p>
+            <w:pPr>
+              <w:keepNext/>
+              <w:spacing w:before="20" w:after="20"/>
+              <w:jc w:val="left"/>
+            </w:pPr>
+            <w:r>
+              <w:rPr>
+                <w:rFonts w:ascii="Times New Roman" w:hAnsi="Times New Roman" w:cs="Times New Roman" w:eastAsia="Times New Roman"/>
+                <w:b w:val="0"/>
+                <w:i w:val="0"/>
+                <w:smallCaps w:val="0"/>
+                <w:color w:val="000000"/>
+                <w:sz w:val="16"/>
+              </w:rPr>
+              <w:t>MOSIX [15]</w:t>
+            </w:r>
+          </w:p>
+        </w:tc>
+        <w:tc>
+          <w:tcPr>
+            <w:tcW w:type="dxa" w:w="489"/>
+          </w:tcPr>
+          <w:p>
+            <w:pPr>
+              <w:keepNext/>
+              <w:spacing w:before="20" w:after="20"/>
+              <w:jc w:val="center"/>
+            </w:pPr>
+            <w:r>
+              <w:rPr>
+                <w:rFonts w:ascii="Times New Roman" w:hAnsi="Times New Roman" w:cs="Times New Roman" w:eastAsia="Times New Roman"/>
+                <w:b w:val="0"/>
+                <w:i w:val="0"/>
+                <w:smallCaps w:val="0"/>
+                <w:color w:val="000000"/>
+                <w:sz w:val="16"/>
+              </w:rPr>
+              <w:t>1985</w:t>
+            </w:r>
+          </w:p>
+        </w:tc>
+        <w:tc>
+          <w:tcPr>
+            <w:tcW w:type="dxa" w:w="1180"/>
+          </w:tcPr>
+          <w:p>
+            <w:pPr>
+              <w:keepNext/>
+              <w:spacing w:before="20" w:after="20"/>
+              <w:jc w:val="center"/>
+            </w:pPr>
+            <w:r>
+              <w:rPr>
+                <w:rFonts w:ascii="Times New Roman" w:hAnsi="Times New Roman" w:cs="Times New Roman" w:eastAsia="Times New Roman"/>
+                <w:b w:val="0"/>
+                <w:i w:val="0"/>
+                <w:smallCaps w:val="0"/>
+                <w:color w:val="000000"/>
+                <w:sz w:val="16"/>
+              </w:rPr>
+              <w:t>kernel</w:t>
+            </w:r>
+          </w:p>
+        </w:tc>
+        <w:tc>
+          <w:tcPr>
+            <w:tcW w:type="dxa" w:w="1900"/>
+          </w:tcPr>
+          <w:p>
+            <w:pPr>
+              <w:keepNext/>
+              <w:spacing w:before="20" w:after="20"/>
+              <w:jc w:val="center"/>
+            </w:pPr>
+            <w:r>
+              <w:rPr>
+                <w:rFonts w:ascii="Times New Roman" w:hAnsi="Times New Roman" w:cs="Times New Roman" w:eastAsia="Times New Roman"/>
+                <w:b w:val="0"/>
+                <w:i w:val="0"/>
+                <w:smallCaps w:val="0"/>
+                <w:color w:val="000000"/>
+                <w:sz w:val="16"/>
+              </w:rPr>
+              <w:t>process, file state</w:t>
+            </w:r>
+          </w:p>
+        </w:tc>
+      </w:tr>
+      <w:tr>
+        <w:trPr>
+          <w:cantSplit/>
+        </w:trPr>
+        <w:tc>
+          <w:tcPr>
+            <w:tcW w:type="dxa" w:w="1180"/>
+          </w:tcPr>
+          <w:p>
+            <w:pPr>
+              <w:keepNext/>
+              <w:spacing w:before="20" w:after="20"/>
+              <w:jc w:val="left"/>
+            </w:pPr>
+            <w:r>
+              <w:rPr>
+                <w:rFonts w:ascii="Times New Roman" w:hAnsi="Times New Roman" w:cs="Times New Roman" w:eastAsia="Times New Roman"/>
+                <w:b w:val="0"/>
+                <w:i w:val="0"/>
+                <w:smallCaps w:val="0"/>
+                <w:color w:val="000000"/>
+                <w:sz w:val="16"/>
+              </w:rPr>
+              <w:t>V [18]</w:t>
+            </w:r>
+          </w:p>
+        </w:tc>
+        <w:tc>
+          <w:tcPr>
+            <w:tcW w:type="dxa" w:w="489"/>
+          </w:tcPr>
+          <w:p>
+            <w:pPr>
+              <w:keepNext/>
+              <w:spacing w:before="20" w:after="20"/>
+              <w:jc w:val="center"/>
+            </w:pPr>
+            <w:r>
+              <w:rPr>
+                <w:rFonts w:ascii="Times New Roman" w:hAnsi="Times New Roman" w:cs="Times New Roman" w:eastAsia="Times New Roman"/>
+                <w:b w:val="0"/>
+                <w:i w:val="0"/>
+                <w:smallCaps w:val="0"/>
+                <w:color w:val="000000"/>
+                <w:sz w:val="16"/>
+              </w:rPr>
+              <w:t>1988</w:t>
+            </w:r>
+          </w:p>
+        </w:tc>
+        <w:tc>
+          <w:tcPr>
+            <w:tcW w:type="dxa" w:w="1180"/>
+          </w:tcPr>
+          <w:p>
+            <w:pPr>
+              <w:keepNext/>
+              <w:spacing w:before="20" w:after="20"/>
+              <w:jc w:val="center"/>
+            </w:pPr>
+            <w:r>
+              <w:rPr>
+                <w:rFonts w:ascii="Times New Roman" w:hAnsi="Times New Roman" w:cs="Times New Roman" w:eastAsia="Times New Roman"/>
+                <w:b w:val="0"/>
+                <w:i w:val="0"/>
+                <w:smallCaps w:val="0"/>
+                <w:color w:val="000000"/>
+                <w:sz w:val="16"/>
+              </w:rPr>
+              <w:t>kernel</w:t>
+            </w:r>
+          </w:p>
+        </w:tc>
+        <w:tc>
+          <w:tcPr>
+            <w:tcW w:type="dxa" w:w="1900"/>
+          </w:tcPr>
+          <w:p>
+            <w:pPr>
+              <w:keepNext/>
+              <w:spacing w:before="20" w:after="20"/>
+              <w:jc w:val="center"/>
+            </w:pPr>
+            <w:r>
+              <w:rPr>
+                <w:rFonts w:ascii="Times New Roman" w:hAnsi="Times New Roman" w:cs="Times New Roman" w:eastAsia="Times New Roman"/>
+                <w:b w:val="0"/>
+                <w:i w:val="0"/>
+                <w:smallCaps w:val="0"/>
+                <w:color w:val="000000"/>
+                <w:sz w:val="16"/>
+              </w:rPr>
+              <w:t>address space, pre-copy</w:t>
+            </w:r>
+          </w:p>
+        </w:tc>
+      </w:tr>
+      <w:tr>
+        <w:trPr>
+          <w:cantSplit/>
+        </w:trPr>
+        <w:tc>
+          <w:tcPr>
+            <w:tcW w:type="dxa" w:w="1180"/>
+          </w:tcPr>
+          <w:p>
+            <w:pPr>
+              <w:keepNext/>
+              <w:spacing w:before="20" w:after="20"/>
+              <w:jc w:val="left"/>
+            </w:pPr>
+            <w:r>
+              <w:rPr>
+                <w:rFonts w:ascii="Times New Roman" w:hAnsi="Times New Roman" w:cs="Times New Roman" w:eastAsia="Times New Roman"/>
+                <w:b w:val="0"/>
+                <w:i w:val="0"/>
+                <w:smallCaps w:val="0"/>
+                <w:color w:val="000000"/>
+                <w:sz w:val="16"/>
+              </w:rPr>
+              <w:t>Sprite [14]</w:t>
+            </w:r>
+          </w:p>
+        </w:tc>
+        <w:tc>
+          <w:tcPr>
+            <w:tcW w:type="dxa" w:w="489"/>
+          </w:tcPr>
+          <w:p>
+            <w:pPr>
+              <w:keepNext/>
+              <w:spacing w:before="20" w:after="20"/>
+              <w:jc w:val="center"/>
+            </w:pPr>
+            <w:r>
+              <w:rPr>
+                <w:rFonts w:ascii="Times New Roman" w:hAnsi="Times New Roman" w:cs="Times New Roman" w:eastAsia="Times New Roman"/>
+                <w:b w:val="0"/>
+                <w:i w:val="0"/>
+                <w:smallCaps w:val="0"/>
+                <w:color w:val="000000"/>
+                <w:sz w:val="16"/>
+              </w:rPr>
+              <w:t>1991</w:t>
+            </w:r>
+          </w:p>
+        </w:tc>
+        <w:tc>
+          <w:tcPr>
+            <w:tcW w:type="dxa" w:w="1180"/>
+          </w:tcPr>
+          <w:p>
+            <w:pPr>
+              <w:keepNext/>
+              <w:spacing w:before="20" w:after="20"/>
+              <w:jc w:val="center"/>
+            </w:pPr>
+            <w:r>
+              <w:rPr>
+                <w:rFonts w:ascii="Times New Roman" w:hAnsi="Times New Roman" w:cs="Times New Roman" w:eastAsia="Times New Roman"/>
+                <w:b w:val="0"/>
+                <w:i w:val="0"/>
+                <w:smallCaps w:val="0"/>
+                <w:color w:val="000000"/>
+                <w:sz w:val="16"/>
+              </w:rPr>
+              <w:t>kernel</w:t>
+            </w:r>
+          </w:p>
+        </w:tc>
+        <w:tc>
+          <w:tcPr>
+            <w:tcW w:type="dxa" w:w="1900"/>
+          </w:tcPr>
+          <w:p>
+            <w:pPr>
+              <w:keepNext/>
+              <w:spacing w:before="20" w:after="20"/>
+              <w:jc w:val="center"/>
+            </w:pPr>
+            <w:r>
+              <w:rPr>
+                <w:rFonts w:ascii="Times New Roman" w:hAnsi="Times New Roman" w:cs="Times New Roman" w:eastAsia="Times New Roman"/>
+                <w:b w:val="0"/>
+                <w:i w:val="0"/>
+                <w:smallCaps w:val="0"/>
+                <w:color w:val="000000"/>
+                <w:sz w:val="16"/>
+              </w:rPr>
+              <w:t>process, file state</w:t>
+            </w:r>
+          </w:p>
+        </w:tc>
+      </w:tr>
+      <w:tr>
+        <w:trPr>
+          <w:cantSplit/>
+        </w:trPr>
+        <w:tc>
+          <w:tcPr>
+            <w:tcW w:type="dxa" w:w="1180"/>
+          </w:tcPr>
+          <w:p>
+            <w:pPr>
+              <w:keepNext/>
+              <w:spacing w:before="20" w:after="20"/>
+              <w:jc w:val="left"/>
+            </w:pPr>
+            <w:r>
+              <w:rPr>
+                <w:rFonts w:ascii="Times New Roman" w:hAnsi="Times New Roman" w:cs="Times New Roman" w:eastAsia="Times New Roman"/>
+                <w:b w:val="0"/>
+                <w:i w:val="0"/>
+                <w:smallCaps w:val="0"/>
+                <w:color w:val="000000"/>
+                <w:sz w:val="16"/>
+              </w:rPr>
+              <w:t>Mach [1]</w:t>
+            </w:r>
+          </w:p>
+        </w:tc>
+        <w:tc>
+          <w:tcPr>
+            <w:tcW w:type="dxa" w:w="489"/>
+          </w:tcPr>
+          <w:p>
+            <w:pPr>
+              <w:keepNext/>
+              <w:spacing w:before="20" w:after="20"/>
+              <w:jc w:val="center"/>
+            </w:pPr>
+            <w:r>
+              <w:rPr>
+                <w:rFonts w:ascii="Times New Roman" w:hAnsi="Times New Roman" w:cs="Times New Roman" w:eastAsia="Times New Roman"/>
+                <w:b w:val="0"/>
+                <w:i w:val="0"/>
+                <w:smallCaps w:val="0"/>
+                <w:color w:val="000000"/>
+                <w:sz w:val="16"/>
+              </w:rPr>
+              <w:t>1993</w:t>
+            </w:r>
+          </w:p>
+        </w:tc>
+        <w:tc>
+          <w:tcPr>
+            <w:tcW w:type="dxa" w:w="1180"/>
+          </w:tcPr>
+          <w:p>
+            <w:pPr>
+              <w:keepNext/>
+              <w:spacing w:before="20" w:after="20"/>
+              <w:jc w:val="center"/>
+            </w:pPr>
+            <w:r>
+              <w:rPr>
+                <w:rFonts w:ascii="Times New Roman" w:hAnsi="Times New Roman" w:cs="Times New Roman" w:eastAsia="Times New Roman"/>
+                <w:b w:val="0"/>
+                <w:i w:val="0"/>
+                <w:smallCaps w:val="0"/>
+                <w:color w:val="000000"/>
+                <w:sz w:val="16"/>
+              </w:rPr>
+              <w:t>both compared</w:t>
+            </w:r>
+          </w:p>
+        </w:tc>
+        <w:tc>
+          <w:tcPr>
+            <w:tcW w:type="dxa" w:w="1900"/>
+          </w:tcPr>
+          <w:p>
+            <w:pPr>
+              <w:keepNext/>
+              <w:spacing w:before="20" w:after="20"/>
+              <w:jc w:val="center"/>
+            </w:pPr>
+            <w:r>
+              <w:rPr>
+                <w:rFonts w:ascii="Times New Roman" w:hAnsi="Times New Roman" w:cs="Times New Roman" w:eastAsia="Times New Roman"/>
+                <w:b w:val="0"/>
+                <w:i w:val="0"/>
+                <w:smallCaps w:val="0"/>
+                <w:color w:val="000000"/>
+                <w:sz w:val="16"/>
+              </w:rPr>
+              <w:t>task, memory objects</w:t>
+            </w:r>
+          </w:p>
+        </w:tc>
+      </w:tr>
+      <w:tr>
+        <w:trPr>
+          <w:cantSplit/>
+        </w:trPr>
+        <w:tc>
+          <w:tcPr>
+            <w:tcW w:type="dxa" w:w="1180"/>
+          </w:tcPr>
+          <w:p>
+            <w:pPr>
+              <w:keepNext/>
+              <w:spacing w:before="20" w:after="20"/>
+              <w:jc w:val="left"/>
+            </w:pPr>
+            <w:r>
+              <w:rPr>
+                <w:rFonts w:ascii="Times New Roman" w:hAnsi="Times New Roman" w:cs="Times New Roman" w:eastAsia="Times New Roman"/>
+                <w:b w:val="0"/>
+                <w:i w:val="0"/>
+                <w:smallCaps w:val="0"/>
+                <w:color w:val="000000"/>
+                <w:sz w:val="16"/>
+              </w:rPr>
+              <w:t>CRIU [19]</w:t>
+            </w:r>
+          </w:p>
+        </w:tc>
+        <w:tc>
+          <w:tcPr>
+            <w:tcW w:type="dxa" w:w="489"/>
+          </w:tcPr>
+          <w:p>
+            <w:pPr>
+              <w:keepNext/>
+              <w:spacing w:before="20" w:after="20"/>
+              <w:jc w:val="center"/>
+            </w:pPr>
+            <w:r>
+              <w:rPr>
+                <w:rFonts w:ascii="Times New Roman" w:hAnsi="Times New Roman" w:cs="Times New Roman" w:eastAsia="Times New Roman"/>
+                <w:b w:val="0"/>
+                <w:i w:val="0"/>
+                <w:smallCaps w:val="0"/>
+                <w:color w:val="000000"/>
+                <w:sz w:val="16"/>
+              </w:rPr>
+              <w:t>2011–</w:t>
+            </w:r>
+          </w:p>
+        </w:tc>
+        <w:tc>
+          <w:tcPr>
+            <w:tcW w:type="dxa" w:w="1180"/>
+          </w:tcPr>
+          <w:p>
+            <w:pPr>
+              <w:keepNext/>
+              <w:spacing w:before="20" w:after="20"/>
+              <w:jc w:val="center"/>
+            </w:pPr>
+            <w:r>
+              <w:rPr>
+                <w:rFonts w:ascii="Times New Roman" w:hAnsi="Times New Roman" w:cs="Times New Roman" w:eastAsia="Times New Roman"/>
+                <w:b w:val="0"/>
+                <w:i w:val="0"/>
+                <w:smallCaps w:val="0"/>
+                <w:color w:val="000000"/>
+                <w:sz w:val="16"/>
+              </w:rPr>
+              <w:t>user</w:t>
+            </w:r>
+          </w:p>
+        </w:tc>
+        <w:tc>
+          <w:tcPr>
+            <w:tcW w:type="dxa" w:w="1900"/>
+          </w:tcPr>
+          <w:p>
+            <w:pPr>
+              <w:keepNext/>
+              <w:spacing w:before="20" w:after="20"/>
+              <w:jc w:val="center"/>
+            </w:pPr>
+            <w:r>
+              <w:rPr>
+                <w:rFonts w:ascii="Times New Roman" w:hAnsi="Times New Roman" w:cs="Times New Roman" w:eastAsia="Times New Roman"/>
+                <w:b w:val="0"/>
+                <w:i w:val="0"/>
+                <w:smallCaps w:val="0"/>
+                <w:color w:val="000000"/>
+                <w:sz w:val="16"/>
+              </w:rPr>
+              <w:t>process tree, descriptors</w:t>
+            </w:r>
+          </w:p>
+        </w:tc>
+      </w:tr>
+      <w:tr>
+        <w:trPr>
+          <w:cantSplit/>
+        </w:trPr>
+        <w:tc>
+          <w:tcPr>
+            <w:tcW w:type="dxa" w:w="1180"/>
+          </w:tcPr>
+          <w:p>
+            <w:pPr>
+              <w:spacing w:before="20" w:after="20"/>
+              <w:jc w:val="left"/>
+            </w:pPr>
+            <w:r>
+              <w:rPr>
+                <w:rFonts w:ascii="Times New Roman" w:hAnsi="Times New Roman" w:cs="Times New Roman" w:eastAsia="Times New Roman"/>
+                <w:b w:val="0"/>
+                <w:i w:val="0"/>
+                <w:smallCaps w:val="0"/>
+                <w:color w:val="000000"/>
+                <w:sz w:val="16"/>
+              </w:rPr>
+              <w:t>This work</w:t>
+            </w:r>
+          </w:p>
+        </w:tc>
+        <w:tc>
+          <w:tcPr>
+            <w:tcW w:type="dxa" w:w="489"/>
+          </w:tcPr>
+          <w:p>
+            <w:pPr>
+              <w:spacing w:before="20" w:after="20"/>
+              <w:jc w:val="center"/>
+            </w:pPr>
+            <w:r>
+              <w:rPr>
+                <w:rFonts w:ascii="Times New Roman" w:hAnsi="Times New Roman" w:cs="Times New Roman" w:eastAsia="Times New Roman"/>
+                <w:b w:val="0"/>
+                <w:i w:val="0"/>
+                <w:smallCaps w:val="0"/>
+                <w:color w:val="000000"/>
+                <w:sz w:val="16"/>
+              </w:rPr>
+              <w:t>2025</w:t>
+            </w:r>
+          </w:p>
+        </w:tc>
+        <w:tc>
+          <w:tcPr>
+            <w:tcW w:type="dxa" w:w="1180"/>
+          </w:tcPr>
+          <w:p>
+            <w:pPr>
+              <w:spacing w:before="20" w:after="20"/>
+              <w:jc w:val="center"/>
+            </w:pPr>
+            <w:r>
+              <w:rPr>
+                <w:rFonts w:ascii="Times New Roman" w:hAnsi="Times New Roman" w:cs="Times New Roman" w:eastAsia="Times New Roman"/>
+                <w:b w:val="0"/>
+                <w:i w:val="0"/>
+                <w:smallCaps w:val="0"/>
+                <w:color w:val="000000"/>
+                <w:sz w:val="16"/>
+              </w:rPr>
+              <w:t>both compared</w:t>
+            </w:r>
+          </w:p>
+        </w:tc>
+        <w:tc>
+          <w:tcPr>
+            <w:tcW w:type="dxa" w:w="1900"/>
+          </w:tcPr>
+          <w:p>
+            <w:pPr>
+              <w:spacing w:before="20" w:after="20"/>
+              <w:jc w:val="center"/>
+            </w:pPr>
+            <w:r>
+              <w:rPr>
+                <w:rFonts w:ascii="Times New Roman" w:hAnsi="Times New Roman" w:cs="Times New Roman" w:eastAsia="Times New Roman"/>
+                <w:b w:val="0"/>
+                <w:i w:val="0"/>
+                <w:smallCaps w:val="0"/>
+                <w:color w:val="000000"/>
+                <w:sz w:val="16"/>
+              </w:rPr>
+              <w:t>registers, stack, payload</w:t>
+            </w:r>
+          </w:p>
+        </w:tc>
+      </w:tr>
+    </w:tbl>
+    <w:p>
+      <w:pPr>
+        <w:keepNext w:val="0"/>
+        <w:spacing w:before="0" w:after="120" w:line="240" w:lineRule="auto"/>
+        <w:ind w:firstLine="0"/>
+        <w:jc w:val="both"/>
+      </w:pPr>
     </w:p>
     <w:p>
       <w:pPr>
@@ -750,7 +1712,7 @@
           <w:color w:val="000000"/>
           <w:sz w:val="20"/>
         </w:rPr>
-        <w:t>The record is a self-describing binary blob whose layout is given in Table I. It is position-independent in one specific sense that matters for correctness: the saved stack pointer is stored as an offset from the base of the stack image rather than as an absolute address. A restored task is given a fresh stack at a different address, and without the offset encoding the restored register file would point into the source task's address space. This detail cost more debugging time than any other part of the implementation and is the reason the record survives transport to a different machine unchanged.</w:t>
+        <w:t>The record is a self-describing binary blob whose layout is given in Table II. It is position-independent in one specific sense that matters for correctness: the saved stack pointer is stored as an offset from the base of the stack image rather than as an absolute address. A restored task is given a fresh stack at a different address, and without the offset encoding the restored register file would point into the source task's address space. This detail cost more debugging time than any other part of the implementation and is the reason the record survives transport to a different machine unchanged.</w:t>
       </w:r>
     </w:p>
     <w:p>
@@ -768,7 +1730,7 @@
           <w:color w:val="000000"/>
           <w:sz w:val="16"/>
         </w:rPr>
-        <w:t>TABLE I.</w:t>
+        <w:t>TABLE II.</w:t>
       </w:r>
       <w:r>
         <w:rPr>
@@ -1511,7 +2473,7 @@
           <w:color w:val="000000"/>
           <w:sz w:val="20"/>
         </w:rPr>
-        <w:t>D. Reproducibility</w:t>
+        <w:t>D. Reviving the reference system</w:t>
       </w:r>
     </w:p>
     <w:p>
@@ -1530,7 +2492,102 @@
           <w:color w:val="000000"/>
           <w:sz w:val="20"/>
         </w:rPr>
-        <w:t>Every number in this paper is produced by a scripted pipeline from a clean checkout. The two kernels are built by setting one make variable; the sweep harness boots each under the emulator, captures the serial output, and extracts the instrumented lines into a log; an analysis script groups the lines into per-migration records and computes the statistics reported in Table II. The figures are regenerated from those same logs by a single script, so no figure in this paper contains a hand-entered number. The raw logs are published alongside the source, which allows the analysis to be re-run or replaced without re-running the experiments.</w:t>
+        <w:t>Using a 2002 operating system as a live reference point required two obstacles to be cleared, and we record them because they are the reason such comparisons are rarely attempted.</w:t>
+      </w:r>
+    </w:p>
+    <w:p>
+      <w:pPr>
+        <w:keepNext w:val="0"/>
+        <w:spacing w:before="0" w:after="0" w:line="240" w:lineRule="auto"/>
+        <w:ind w:firstLine="288"/>
+        <w:jc w:val="both"/>
+      </w:pPr>
+      <w:r>
+        <w:rPr>
+          <w:rFonts w:ascii="Times New Roman" w:hAnsi="Times New Roman" w:cs="Times New Roman" w:eastAsia="Times New Roman"/>
+          <w:b w:val="0"/>
+          <w:i w:val="0"/>
+          <w:smallCaps w:val="0"/>
+          <w:color w:val="000000"/>
+          <w:sz w:val="20"/>
+        </w:rPr>
+        <w:t>First, Amoeba’s own disk partitioning tool writes a partition entry but does not write the 0xAA55 boot signature into the master boot record. On period hardware the signature was already present, written by DOS; on a blank emulated disk it is not, and Amoeba’s own virtual-disk server then rejects the partition it has just created, reporting an invalid partition table. Writing the two bytes externally resolves it.</w:t>
+      </w:r>
+    </w:p>
+    <w:p>
+      <w:pPr>
+        <w:keepNext w:val="0"/>
+        <w:spacing w:before="0" w:after="0" w:line="240" w:lineRule="auto"/>
+        <w:ind w:firstLine="288"/>
+        <w:jc w:val="both"/>
+      </w:pPr>
+      <w:r>
+        <w:rPr>
+          <w:rFonts w:ascii="Times New Roman" w:hAnsi="Times New Roman" w:cs="Times New Roman" w:eastAsia="Times New Roman"/>
+          <w:b w:val="0"/>
+          <w:i w:val="0"/>
+          <w:smallCaps w:val="0"/>
+          <w:color w:val="000000"/>
+          <w:sz w:val="20"/>
+        </w:rPr>
+        <w:t>Second, the installer cannot read the distribution CD: the IDE driver does not support ATAPI, and the setup scripts contain no reference to a CD-ROM at all. Software is loaded instead from floppy volumes, each a 512-byte volume label followed by a raw slice of a compressed archive. We reconstructed that format from the distribution’s own sources — the label carries a magic number, media and data sizes, volume sequence numbers and a CRC-16/CCITT over the payload seeded with 0xFFFF — and verified the reconstruction by regenerating the shipped volumes byte for byte from their own payloads. That allows arbitrary packages, including the benchmark suite used in Section V-E, to be installed into the running system.</w:t>
+      </w:r>
+    </w:p>
+    <w:p>
+      <w:pPr>
+        <w:keepNext w:val="0"/>
+        <w:spacing w:before="0" w:after="0" w:line="240" w:lineRule="auto"/>
+        <w:ind w:firstLine="288"/>
+        <w:jc w:val="both"/>
+      </w:pPr>
+      <w:r>
+        <w:rPr>
+          <w:rFonts w:ascii="Times New Roman" w:hAnsi="Times New Roman" w:cs="Times New Roman" w:eastAsia="Times New Roman"/>
+          <w:b w:val="0"/>
+          <w:i w:val="0"/>
+          <w:smallCaps w:val="0"/>
+          <w:color w:val="000000"/>
+          <w:sz w:val="20"/>
+        </w:rPr>
+        <w:t>Neither obstacle is a defect of Amoeba as it was used in 2002. Both are artefacts of running period software on emulated hardware, and both are the kind of detail that silently prevents historical systems from being used as reference points. Our scripts for the procedure are published with the rest of the artefact.</w:t>
+      </w:r>
+    </w:p>
+    <w:p>
+      <w:pPr>
+        <w:keepNext/>
+        <w:spacing w:before="160" w:after="60" w:line="240" w:lineRule="auto"/>
+        <w:ind w:firstLine="0"/>
+        <w:jc w:val="left"/>
+      </w:pPr>
+      <w:r>
+        <w:rPr>
+          <w:rFonts w:ascii="Times New Roman" w:hAnsi="Times New Roman" w:cs="Times New Roman" w:eastAsia="Times New Roman"/>
+          <w:b w:val="0"/>
+          <w:i/>
+          <w:smallCaps w:val="0"/>
+          <w:color w:val="000000"/>
+          <w:sz w:val="20"/>
+        </w:rPr>
+        <w:t>E. Reproducibility</w:t>
+      </w:r>
+    </w:p>
+    <w:p>
+      <w:pPr>
+        <w:keepNext w:val="0"/>
+        <w:spacing w:before="0" w:after="0" w:line="240" w:lineRule="auto"/>
+        <w:ind w:firstLine="0"/>
+        <w:jc w:val="both"/>
+      </w:pPr>
+      <w:r>
+        <w:rPr>
+          <w:rFonts w:ascii="Times New Roman" w:hAnsi="Times New Roman" w:cs="Times New Roman" w:eastAsia="Times New Roman"/>
+          <w:b w:val="0"/>
+          <w:i w:val="0"/>
+          <w:smallCaps w:val="0"/>
+          <w:color w:val="000000"/>
+          <w:sz w:val="20"/>
+        </w:rPr>
+        <w:t>Every number in this paper is produced by a scripted pipeline from a clean checkout. The two kernels are built by setting one make variable; the sweep harness boots each under the emulator, captures the serial output, and extracts the instrumented lines into a log; an analysis script groups the lines into per-migration records and computes the statistics reported in Table III. The figures are regenerated from those same logs by a single script, so no figure in this paper contains a hand-entered number. The raw logs are published alongside the source, which allows the analysis to be re-run or replaced without re-running the experiments.</w:t>
       </w:r>
     </w:p>
     <w:p>
@@ -1587,7 +2644,7 @@
           <w:color w:val="000000"/>
           <w:sz w:val="20"/>
         </w:rPr>
-        <w:t>Table II gives the per-phase and total costs for both builds. Every phase ratio lies between 0.99 and 1.00, and every confidence interval overlaps. The headline total-latency ratio is 1.00. On this kernel, the placement of the migration mechanism is not a performance question.</w:t>
+        <w:t>Table III gives the per-phase and total costs for both builds. Every phase ratio lies between 0.99 and 1.00, and every confidence interval overlaps. The headline total-latency ratio is 1.00. On this kernel, the placement of the migration mechanism is not a performance question.</w:t>
       </w:r>
     </w:p>
     <w:p>
@@ -1605,7 +2662,7 @@
           <w:color w:val="000000"/>
           <w:sz w:val="16"/>
         </w:rPr>
-        <w:t>TABLE II.</w:t>
+        <w:t>TABLE III.</w:t>
       </w:r>
       <w:r>
         <w:rPr>
@@ -2258,7 +3315,7 @@
           <w:color w:val="000000"/>
           <w:sz w:val="20"/>
         </w:rPr>
-        <w:t>Equal means can hide unequal distributions, so Fig. 3 plots the spread rather than repeating the averages. The boxes overlap at every checkpoint size and the medians sit within each other's interquartile ranges. The equality in Table II is not an artefact of averaging over a heavy tail.</w:t>
+        <w:t>Equal means can hide unequal distributions, so Fig. 3 plots the spread rather than repeating the averages. The boxes overlap at every checkpoint size and the medians sit within each other's interquartile ranges. The equality in Table III is not an artefact of averaging over a heavy tail.</w:t>
       </w:r>
     </w:p>
     <w:p>
@@ -2680,7 +3737,7 @@
           <w:color w:val="000000"/>
           <w:sz w:val="20"/>
         </w:rPr>
-        <w:t>An argument for moving mechanism out of the kernel should account for what the resulting boundary crossings cost. Absolute times are not comparable between the two systems, which run on different instruction sets under different emulators. The ratio of a round trip to a null system call within each system is comparable, because both operations pay the same per-trap emulation overhead on the same host, so the ratio isolates what the IPC mechanism adds over a bare privilege transition. Table III reports it.</w:t>
+        <w:t>An argument for moving mechanism out of the kernel should account for what the resulting boundary crossings cost. Absolute times are not comparable between the two systems, which run on different instruction sets under different emulators. The ratio of a round trip to a null system call within each system is comparable, because both operations pay the same per-trap emulation overhead on the same host, so the ratio isolates what the IPC mechanism adds over a bare privilege transition. Table IV reports it.</w:t>
       </w:r>
     </w:p>
     <w:p>
@@ -2698,7 +3755,7 @@
           <w:color w:val="000000"/>
           <w:sz w:val="16"/>
         </w:rPr>
-        <w:t>TABLE III.</w:t>
+        <w:t>TABLE IV.</w:t>
       </w:r>
       <w:r>
         <w:rPr>
@@ -3109,7 +4166,7 @@
           <w:color w:val="000000"/>
           <w:sz w:val="20"/>
         </w:rPr>
-        <w:t>Third, the measurement proved highly sensitive to instrumentation. Our IPC path originally emitted a trace line over the serial port for every message sent and received. Because that write is synchronous it dominated the measurement completely: a round trip cost 7.5 million cycles with tracing enabled against 252,000 with it disabled, a factor of thirty. The figures in Table III were taken with per-message tracing compiled out. We record the number because it is a trap that any similar measurement can fall into.</w:t>
+        <w:t>Third, the measurement proved highly sensitive to instrumentation. Our IPC path originally emitted a trace line over the serial port for every message sent and received. Because that write is synchronous it dominated the measurement completely: a round trip cost 7.5 million cycles with tracing enabled against 252,000 with it disabled, a factor of thirty. The figures in Table IV were taken with per-message tracing compiled out. We record the number because it is a trap that any similar measurement can fall into.</w:t>
       </w:r>
     </w:p>
     <w:p>
@@ -3166,7 +4223,7 @@
           <w:color w:val="000000"/>
           <w:sz w:val="20"/>
         </w:rPr>
-        <w:t>Eight of fifteen attempted cross-node migrations completed end to end. The seven failures were fragment loss in the unreliable multicast transport, not faults in checkpoint or restore: in every failed run the source fragmented successfully and the destination timed out waiting for a missing frame. Table IV gives the costs of the successful runs.</w:t>
+        <w:t>Eight of fifteen attempted cross-node migrations completed end to end. The seven failures were fragment loss in the unreliable multicast transport, not faults in checkpoint or restore: in every failed run the source fragmented successfully and the destination timed out waiting for a missing frame. Table V gives the costs of the successful runs.</w:t>
       </w:r>
     </w:p>
     <w:p>
@@ -3184,7 +4241,7 @@
           <w:color w:val="000000"/>
           <w:sz w:val="16"/>
         </w:rPr>
-        <w:t>TABLE IV.</w:t>
+        <w:t>TABLE V.</w:t>
       </w:r>
       <w:r>
         <w:rPr>
@@ -3491,7 +4548,141 @@
           <w:color w:val="000000"/>
           <w:sz w:val="20"/>
         </w:rPr>
-        <w:t>Migration and fault recovery are the same mechanism used for different reasons: both checkpoint a task and restore it elsewhere. A demonstration confirms this on our kernel. A task maintaining a counter is checkpointed, killed, and restored from the saved record, and resumes from the checkpointed value rather than from zero. Checkpointing cost 2,848,714 cycles and restoring 1,433,502 cycles in a single run, so recovery is roughly half the price of the save. Systems of the 1990s needed separate subsystems for the two purposes; here one pair of system calls serves both, which is part of why the in-kernel count in Section V-D is as small as it is.</w:t>
+        <w:t>Migration and fault recovery are the same mechanism used for different reasons: both checkpoint a task and restore it. The 1999 survey [3] identifies fault resilience as one of the applications that would justify migration, and systems of that era generally needed a separate subsystem to provide it — a checkpoint library distinct from the migration machinery, each of substantial size. If the two are really one mechanism, one pair of system calls should serve both.</w:t>
+      </w:r>
+    </w:p>
+    <w:p>
+      <w:pPr>
+        <w:keepNext w:val="0"/>
+        <w:spacing w:before="0" w:after="0" w:line="240" w:lineRule="auto"/>
+        <w:ind w:firstLine="288"/>
+        <w:jc w:val="both"/>
+      </w:pPr>
+      <w:r>
+        <w:rPr>
+          <w:rFonts w:ascii="Times New Roman" w:hAnsi="Times New Roman" w:cs="Times New Roman" w:eastAsia="Times New Roman"/>
+          <w:b w:val="0"/>
+          <w:i w:val="0"/>
+          <w:smallCaps w:val="0"/>
+          <w:color w:val="000000"/>
+          <w:sz w:val="20"/>
+        </w:rPr>
+        <w:t>A demonstration confirms this. A task incrementing a counter is spawned and allowed to run; a checkpoint is taken; the task runs further; the task is then killed to simulate a fault; the failure is detected by observing that the counter has stopped advancing; and the task is restored from the saved record. Fig. 7 shows the sequence.</w:t>
+      </w:r>
+    </w:p>
+    <w:p>
+      <w:pPr>
+        <w:keepNext/>
+        <w:spacing w:before="120" w:after="40"/>
+        <w:jc w:val="center"/>
+      </w:pPr>
+      <w:r>
+        <w:drawing>
+          <wp:inline xmlns:a="http://schemas.openxmlformats.org/drawingml/2006/main" xmlns:pic="http://schemas.openxmlformats.org/drawingml/2006/picture">
+            <wp:extent cx="3063240" cy="1817533"/>
+            <wp:docPr id="7" name="Picture 7"/>
+            <wp:cNvGraphicFramePr>
+              <a:graphicFrameLocks noChangeAspect="1"/>
+            </wp:cNvGraphicFramePr>
+            <a:graphic>
+              <a:graphicData uri="http://schemas.openxmlformats.org/drawingml/2006/picture">
+                <pic:pic>
+                  <pic:nvPicPr>
+                    <pic:cNvPr id="0" name="fig7_fault.png"/>
+                    <pic:cNvPicPr/>
+                  </pic:nvPicPr>
+                  <pic:blipFill>
+                    <a:blip r:embed="rId15"/>
+                    <a:stretch>
+                      <a:fillRect/>
+                    </a:stretch>
+                  </pic:blipFill>
+                  <pic:spPr>
+                    <a:xfrm>
+                      <a:off x="0" y="0"/>
+                      <a:ext cx="3063240" cy="1817533"/>
+                    </a:xfrm>
+                    <a:prstGeom prst="rect"/>
+                  </pic:spPr>
+                </pic:pic>
+              </a:graphicData>
+            </a:graphic>
+          </wp:inline>
+        </w:drawing>
+      </w:r>
+    </w:p>
+    <w:p>
+      <w:pPr>
+        <w:spacing w:after="200"/>
+        <w:jc w:val="both"/>
+      </w:pPr>
+      <w:r>
+        <w:rPr>
+          <w:rFonts w:ascii="Times New Roman" w:hAnsi="Times New Roman" w:cs="Times New Roman" w:eastAsia="Times New Roman"/>
+          <w:b w:val="0"/>
+          <w:i w:val="0"/>
+          <w:smallCaps w:val="0"/>
+          <w:color w:val="000000"/>
+          <w:sz w:val="16"/>
+        </w:rPr>
+        <w:t>Fig. 7. Workload progress across the checkpoint, fault and recovery sequence. The counter advances, freezes while the task is dead (shaded), and advances again once the task is restored from the checkpoint taken earlier.</w:t>
+      </w:r>
+    </w:p>
+    <w:p>
+      <w:pPr>
+        <w:keepNext w:val="0"/>
+        <w:spacing w:before="0" w:after="0" w:line="240" w:lineRule="auto"/>
+        <w:ind w:firstLine="0"/>
+        <w:jc w:val="both"/>
+      </w:pPr>
+      <w:r>
+        <w:rPr>
+          <w:rFonts w:ascii="Times New Roman" w:hAnsi="Times New Roman" w:cs="Times New Roman" w:eastAsia="Times New Roman"/>
+          <w:b w:val="0"/>
+          <w:i w:val="0"/>
+          <w:smallCaps w:val="0"/>
+          <w:color w:val="000000"/>
+          <w:sz w:val="20"/>
+        </w:rPr>
+        <w:t>The checkpoint was 8,340 bytes and was taken with the counter at 30; the task reached 60 before being killed; the counter remained at 60 for the duration of the fault; and after restore the workload advanced to 90. Checkpointing cost 2,848,714 cycles and restoring 1,433,502 cycles, so recovery is roughly half the price of the save — which is what one expects, since restore writes a task structure and maps a stack while checkpoint must also walk and serialise the source.</w:t>
+      </w:r>
+    </w:p>
+    <w:p>
+      <w:pPr>
+        <w:keepNext w:val="0"/>
+        <w:spacing w:before="0" w:after="0" w:line="240" w:lineRule="auto"/>
+        <w:ind w:firstLine="288"/>
+        <w:jc w:val="both"/>
+      </w:pPr>
+      <w:r>
+        <w:rPr>
+          <w:rFonts w:ascii="Times New Roman" w:hAnsi="Times New Roman" w:cs="Times New Roman" w:eastAsia="Times New Roman"/>
+          <w:b w:val="0"/>
+          <w:i w:val="0"/>
+          <w:smallCaps w:val="0"/>
+          <w:color w:val="000000"/>
+          <w:sz w:val="20"/>
+        </w:rPr>
+        <w:t>One limitation should be stated precisely. The counter in this demonstration is a global variable rather than task-private state, so the figure shows the workload resuming execution, not the counter rolling back to its checkpointed value. What the demonstration establishes is that the restored task is a live, scheduled task that continues to make progress; a full rollback-recovery argument would require the workload’s state to live inside the checkpointed region, which our bounded process model supports but this particular demonstration does not exercise.</w:t>
+      </w:r>
+    </w:p>
+    <w:p>
+      <w:pPr>
+        <w:keepNext w:val="0"/>
+        <w:spacing w:before="0" w:after="0" w:line="240" w:lineRule="auto"/>
+        <w:ind w:firstLine="288"/>
+        <w:jc w:val="both"/>
+      </w:pPr>
+      <w:r>
+        <w:rPr>
+          <w:rFonts w:ascii="Times New Roman" w:hAnsi="Times New Roman" w:cs="Times New Roman" w:eastAsia="Times New Roman"/>
+          <w:b w:val="0"/>
+          <w:i w:val="0"/>
+          <w:smallCaps w:val="0"/>
+          <w:color w:val="000000"/>
+          <w:sz w:val="20"/>
+        </w:rPr>
+        <w:t>The relevance to Section V-D is direct. Because fault recovery and migration share the same two system calls, the in-kernel cost of providing both is the 393 lines counted there, not that figure plus a separate checkpointing subsystem.</w:t>
       </w:r>
     </w:p>
     <w:p>
@@ -3719,7 +4910,7 @@
           <w:color w:val="000000"/>
           <w:sz w:val="20"/>
         </w:rPr>
-        <w:t>The migration benchmarks of Section V-A do not cross a hardware privilege boundary: the user-space build reaches the kernel through a function call rather than a trap, so the 1.00 ratio is a lower bound on the user-space cost. Section V-E bounds what that omission is worth, measuring a real user-to-supervisor transition and back at 4,804 cycles against a total migration cost of about 4.06 Mcycles; a migration server making even a few hundred such calls would remain well inside the confidence intervals of Table II. Replicating the comparison on a kernel with a hardware-enforced boundary, seL4 on RISC-V being the obvious candidate, is the first piece of follow-on work we would do.</w:t>
+        <w:t>The migration benchmarks of Section V-A do not cross a hardware privilege boundary: the user-space build reaches the kernel through a function call rather than a trap, so the 1.00 ratio is a lower bound on the user-space cost. Section V-E bounds what that omission is worth, measuring a real user-to-supervisor transition and back at 4,804 cycles against a total migration cost of about 4.06 Mcycles; a migration server making even a few hundred such calls would remain well inside the confidence intervals of Table III. Replicating the comparison on a kernel with a hardware-enforced boundary, seL4 on RISC-V being the obvious candidate, is the first piece of follow-on work we would do.</w:t>
       </w:r>
     </w:p>
     <w:p>
@@ -3738,7 +4929,7 @@
           <w:color w:val="000000"/>
           <w:sz w:val="20"/>
         </w:rPr>
-        <w:t>The process model is bounded: fixed-size stacks, no demand paging, and no open file or socket state to carry. Systems that migrate richer processes must move more, and the serialise and deserialise phases that dominate Fig. 4 would grow accordingly; whether they grow equally in both placements is not something our data can answer. The cross-node sample is small at eight successful runs, and its transport is unreliable by construction, so Table IV should be read as an order of magnitude rather than a precise cost.</w:t>
+        <w:t>The process model is bounded: fixed-size stacks, no demand paging, and no open file or socket state to carry. Systems that migrate richer processes must move more, and the serialise and deserialise phases that dominate Fig. 4 would grow accordingly; whether they grow equally in both placements is not something our data can answer. The cross-node sample is small at eight successful runs, and its transport is unreliable by construction, so Table V should be read as an order of magnitude rather than a precise cost.</w:t>
       </w:r>
     </w:p>
     <w:p>
